--- a/data/employees/EMP082/AST-EMP082-03.docx
+++ b/data/employees/EMP082/AST-EMP082-03.docx
@@ -7,10 +7,7 @@
         <w:pStyle w:val="Heading1"/>
       </w:pPr>
       <w:r>
-        <w:rPr>
-          <w:sz w:val="36"/>
-        </w:rPr>
-        <w:t>Design specification - EMP082</w:t>
+        <w:t>Ast Emp082 03 - EMP082</w:t>
       </w:r>
     </w:p>
     <w:p>
@@ -18,130 +15,32 @@
         <w:pStyle w:val="Heading2"/>
       </w:pPr>
       <w:r>
-        <w:t>Document Metadata</w:t>
-      </w:r>
-    </w:p>
-    <w:tbl>
-      <w:tblPr>
-        <w:tblStyle w:val="TableGrid"/>
-        <w:tblW w:type="auto" w:w="0"/>
-        <w:tblLook w:firstColumn="1" w:firstRow="1" w:lastColumn="0" w:lastRow="0" w:noHBand="0" w:noVBand="1" w:val="04A0"/>
-      </w:tblPr>
-      <w:tblGrid>
-        <w:gridCol w:w="4320"/>
-        <w:gridCol w:w="4320"/>
-      </w:tblGrid>
-      <w:tr>
-        <w:tc>
-          <w:tcPr>
-            <w:tcW w:type="dxa" w:w="4320"/>
-          </w:tcPr>
-          <w:p>
-            <w:r>
-              <w:t>Author</w:t>
-            </w:r>
-          </w:p>
-        </w:tc>
-        <w:tc>
-          <w:tcPr>
-            <w:tcW w:type="dxa" w:w="4320"/>
-          </w:tcPr>
-          <w:p>
-            <w:r>
-              <w:t>Jordan Nguyen</w:t>
-            </w:r>
-          </w:p>
-        </w:tc>
-      </w:tr>
-      <w:tr>
-        <w:tc>
-          <w:tcPr>
-            <w:tcW w:type="dxa" w:w="4320"/>
-          </w:tcPr>
-          <w:p>
-            <w:r>
-              <w:t>Role / Department</w:t>
-            </w:r>
-          </w:p>
-        </w:tc>
-        <w:tc>
-          <w:tcPr>
-            <w:tcW w:type="dxa" w:w="4320"/>
-          </w:tcPr>
-          <w:p>
-            <w:r>
-              <w:t>Manager | HR</w:t>
-            </w:r>
-          </w:p>
-        </w:tc>
-      </w:tr>
-      <w:tr>
-        <w:tc>
-          <w:tcPr>
-            <w:tcW w:type="dxa" w:w="4320"/>
-          </w:tcPr>
-          <w:p>
-            <w:r>
-              <w:t>Location</w:t>
-            </w:r>
-          </w:p>
-        </w:tc>
-        <w:tc>
-          <w:tcPr>
-            <w:tcW w:type="dxa" w:w="4320"/>
-          </w:tcPr>
-          <w:p>
-            <w:r>
-              <w:t>Bengaluru</w:t>
-            </w:r>
-          </w:p>
-        </w:tc>
-      </w:tr>
-      <w:tr>
-        <w:tc>
-          <w:tcPr>
-            <w:tcW w:type="dxa" w:w="4320"/>
-          </w:tcPr>
-          <w:p>
-            <w:r>
-              <w:t>Last Modified</w:t>
-            </w:r>
-          </w:p>
-        </w:tc>
-        <w:tc>
-          <w:tcPr>
-            <w:tcW w:type="dxa" w:w="4320"/>
-          </w:tcPr>
-          <w:p>
-            <w:r>
-              <w:t>2025-03-27</w:t>
-            </w:r>
-          </w:p>
-        </w:tc>
-      </w:tr>
-    </w:tbl>
-    <w:p/>
-    <w:p>
-      <w:pPr>
-        <w:pStyle w:val="Heading2"/>
-      </w:pPr>
-      <w:r>
-        <w:t>Specification</w:t>
+        <w:t>Page 1</w:t>
       </w:r>
     </w:p>
     <w:p>
       <w:r>
-        <w:t>Design Specification: HRIS Onboarding Module</w:t>
+        <w:t>Section 1: Operational risk review. EMP082 contributes to ast emp082 03 through recurring collaboration, clear ownership boundaries, and measurable outcomes. The team captures decisions, open issues, and handoffs so that knowledge remains discoverable for future programs.</w:t>
       </w:r>
     </w:p>
     <w:p>
       <w:r>
-        <w:t>Version: 2.1</w:t>
+        <w:t>Section 2: Data quality remediation. EMP082 contributes to ast emp082 03 through recurring collaboration, clear ownership boundaries, and measurable outcomes. The team captures decisions, open issues, and handoffs so that knowledge remains discoverable for future programs.</w:t>
       </w:r>
     </w:p>
     <w:p>
       <w:r>
-        <w:t>This specification describes the digital onboarding workflow integration between the HRIS platform and Azure Active Directory. New hire provisioning is triggered upon signed offer acceptance. The SLA for account creation is 4 business hours.</w:t>
+        <w:t>Section 3: Customer escalation analysis. EMP082 contributes to ast emp082 03 through recurring collaboration, clear ownership boundaries, and measurable outcomes. The team captures decisions, open issues, and handoffs so that knowledge remains discoverable for future programs.</w:t>
+      </w:r>
+    </w:p>
+    <w:p>
+      <w:r>
+        <w:t>Section 4: Customer escalation analysis. EMP082 contributes to ast emp082 03 through recurring collaboration, clear ownership boundaries, and measurable outcomes. The team captures decisions, open issues, and handoffs so that knowledge remains discoverable for future programs.</w:t>
+      </w:r>
+    </w:p>
+    <w:p>
+      <w:r>
+        <w:br w:type="page"/>
       </w:r>
     </w:p>
     <w:p>
@@ -149,12 +48,60 @@
         <w:pStyle w:val="Heading2"/>
       </w:pPr>
       <w:r>
-        <w:t>Author Competencies</w:t>
+        <w:t>Page 2</w:t>
       </w:r>
     </w:p>
     <w:p>
       <w:r>
-        <w:t>SQL, Kusto, MLOps, Fabric</w:t>
+        <w:t>Section 1: Automation backlog refinement. EMP082 contributes to ast emp082 03 through recurring collaboration, clear ownership boundaries, and measurable outcomes. The team captures decisions, open issues, and handoffs so that knowledge remains discoverable for future programs.</w:t>
+      </w:r>
+    </w:p>
+    <w:p>
+      <w:r>
+        <w:t>Section 2: Fabric semantic model planning. EMP082 contributes to ast emp082 03 through recurring collaboration, clear ownership boundaries, and measurable outcomes. The team captures decisions, open issues, and handoffs so that knowledge remains discoverable for future programs.</w:t>
+      </w:r>
+    </w:p>
+    <w:p>
+      <w:r>
+        <w:t>Section 3: Operational risk review. EMP082 contributes to ast emp082 03 through recurring collaboration, clear ownership boundaries, and measurable outcomes. The team captures decisions, open issues, and handoffs so that knowledge remains discoverable for future programs.</w:t>
+      </w:r>
+    </w:p>
+    <w:p>
+      <w:r>
+        <w:t>Section 4: Automation backlog refinement. EMP082 contributes to ast emp082 03 through recurring collaboration, clear ownership boundaries, and measurable outcomes. The team captures decisions, open issues, and handoffs so that knowledge remains discoverable for future programs.</w:t>
+      </w:r>
+    </w:p>
+    <w:p>
+      <w:r>
+        <w:br w:type="page"/>
+      </w:r>
+    </w:p>
+    <w:p>
+      <w:pPr>
+        <w:pStyle w:val="Heading2"/>
+      </w:pPr>
+      <w:r>
+        <w:t>Page 3</w:t>
+      </w:r>
+    </w:p>
+    <w:p>
+      <w:r>
+        <w:t>Section 1: Customer escalation analysis. EMP082 contributes to ast emp082 03 through recurring collaboration, clear ownership boundaries, and measurable outcomes. The team captures decisions, open issues, and handoffs so that knowledge remains discoverable for future programs.</w:t>
+      </w:r>
+    </w:p>
+    <w:p>
+      <w:r>
+        <w:t>Section 2: Knowledge transfer and onboarding. EMP082 contributes to ast emp082 03 through recurring collaboration, clear ownership boundaries, and measurable outcomes. The team captures decisions, open issues, and handoffs so that knowledge remains discoverable for future programs.</w:t>
+      </w:r>
+    </w:p>
+    <w:p>
+      <w:r>
+        <w:t>Section 3: Operational risk review. EMP082 contributes to ast emp082 03 through recurring collaboration, clear ownership boundaries, and measurable outcomes. The team captures decisions, open issues, and handoffs so that knowledge remains discoverable for future programs.</w:t>
+      </w:r>
+    </w:p>
+    <w:p>
+      <w:r>
+        <w:t>Section 4: Knowledge transfer and onboarding. EMP082 contributes to ast emp082 03 through recurring collaboration, clear ownership boundaries, and measurable outcomes. The team captures decisions, open issues, and handoffs so that knowledge remains discoverable for future programs.</w:t>
       </w:r>
     </w:p>
     <w:sectPr>
